--- a/public/tours/international/asia/itineraries/4 Days Langkawi Island Paradise.docx
+++ b/public/tours/international/asia/itineraries/4 Days Langkawi Island Paradise.docx
@@ -1,30 +1,20 @@
 
 <file path=word/document.xml><?xml version="1.0" encoding="utf-8"?>
-<w:document xmlns:wpc="http://schemas.microsoft.com/office/word/2010/wordprocessingCanvas" xmlns:cx="http://schemas.microsoft.com/office/drawing/2014/chartex" xmlns:cx1="http://schemas.microsoft.com/office/drawing/2015/9/8/chartex" xmlns:cx2="http://schemas.microsoft.com/office/drawing/2015/10/21/chartex" xmlns:cx3="http://schemas.microsoft.com/office/drawing/2016/5/9/chartex" xmlns:cx4="http://schemas.microsoft.com/office/drawing/2016/5/10/chartex" xmlns:cx5="http://schemas.microsoft.com/office/drawing/2016/5/11/chartex" xmlns:cx6="http://schemas.microsoft.com/office/drawing/2016/5/12/chartex" xmlns:cx7="http://schemas.microsoft.com/office/drawing/2016/5/13/chartex" xmlns:cx8="http://schemas.microsoft.com/office/drawing/2016/5/14/chartex" xmlns:mc="http://schemas.openxmlformats.org/markup-compatibility/2006" xmlns:aink="http://schemas.microsoft.com/office/drawing/2016/ink" xmlns:am3d="http://schemas.microsoft.com/office/drawing/2017/model3d" xmlns:o="urn:schemas-microsoft-com:office:office" xmlns:oel="http://schemas.microsoft.com/office/2019/extlst" xmlns:r="http://schemas.openxmlformats.org/officeDocument/2006/relationships" xmlns:m="http://schemas.openxmlformats.org/officeDocument/2006/math" xmlns:v="urn:schemas-microsoft-com:vml" xmlns:wp14="http://schemas.microsoft.com/office/word/2010/wordprocessingDrawing" xmlns:wp="http://schemas.openxmlformats.org/drawingml/2006/wordprocessingDrawing" xmlns:w10="urn:schemas-microsoft-com:office:word" xmlns:w="http://schemas.openxmlformats.org/wordprocessingml/2006/main" xmlns:w14="http://schemas.microsoft.com/office/word/2010/wordml" xmlns:w15="http://schemas.microsoft.com/office/word/2012/wordml" xmlns:w16cex="http://schemas.microsoft.com/office/word/2018/wordml/cex" xmlns:w16cid="http://schemas.microsoft.com/office/word/2016/wordml/cid" xmlns:w16="http://schemas.microsoft.com/office/word/2018/wordml" xmlns:w16du="http://schemas.microsoft.com/office/word/2023/wordml/word16du" xmlns:w16sdtdh="http://schemas.microsoft.com/office/word/2020/wordml/sdtdatahash" xmlns:w16sdtfl="http://schemas.microsoft.com/office/word/2024/wordml/sdtformatlock" xmlns:w16se="http://schemas.microsoft.com/office/word/2015/wordml/symex" xmlns:wpg="http://schemas.microsoft.com/office/word/2010/wordprocessingGroup" xmlns:wpi="http://schemas.microsoft.com/office/word/2010/wordprocessingInk" xmlns:wne="http://schemas.microsoft.com/office/word/2006/wordml" xmlns:wps="http://schemas.microsoft.com/office/word/2010/wordprocessingShape" mc:Ignorable="w14 w15 w16se w16cid w16 w16cex w16sdtdh w16sdtfl w16du wp14">
+<w:document xmlns:wpc="http://schemas.microsoft.com/office/word/2010/wordprocessingCanvas" xmlns:cx="http://schemas.microsoft.com/office/drawing/2014/chartex" xmlns:cx1="http://schemas.microsoft.com/office/drawing/2015/9/8/chartex" xmlns:cx2="http://schemas.microsoft.com/office/drawing/2015/10/21/chartex" xmlns:cx3="http://schemas.microsoft.com/office/drawing/2016/5/9/chartex" xmlns:cx4="http://schemas.microsoft.com/office/drawing/2016/5/10/chartex" xmlns:cx5="http://schemas.microsoft.com/office/drawing/2016/5/11/chartex" xmlns:cx6="http://schemas.microsoft.com/office/drawing/2016/5/12/chartex" xmlns:cx7="http://schemas.microsoft.com/office/drawing/2016/5/13/chartex" xmlns:cx8="http://schemas.microsoft.com/office/drawing/2016/5/14/chartex" xmlns:mc="http://schemas.openxmlformats.org/markup-compatibility/2006" xmlns:aink="http://schemas.microsoft.com/office/drawing/2016/ink" xmlns:am3d="http://schemas.microsoft.com/office/drawing/2017/model3d" xmlns:o="urn:schemas-microsoft-com:office:office" xmlns:r="http://schemas.openxmlformats.org/officeDocument/2006/relationships" xmlns:m="http://schemas.openxmlformats.org/officeDocument/2006/math" xmlns:v="urn:schemas-microsoft-com:vml" xmlns:wp14="http://schemas.microsoft.com/office/word/2010/wordprocessingDrawing" xmlns:wp="http://schemas.openxmlformats.org/drawingml/2006/wordprocessingDrawing" xmlns:w10="urn:schemas-microsoft-com:office:word" xmlns:w="http://schemas.openxmlformats.org/wordprocessingml/2006/main" xmlns:w14="http://schemas.microsoft.com/office/word/2010/wordml" xmlns:w15="http://schemas.microsoft.com/office/word/2012/wordml" xmlns:w16cid="http://schemas.microsoft.com/office/word/2016/wordml/cid" xmlns:w16se="http://schemas.microsoft.com/office/word/2015/wordml/symex" xmlns:wpg="http://schemas.microsoft.com/office/word/2010/wordprocessingGroup" xmlns:wpi="http://schemas.microsoft.com/office/word/2010/wordprocessingInk" xmlns:wne="http://schemas.microsoft.com/office/word/2006/wordml" xmlns:wps="http://schemas.microsoft.com/office/word/2010/wordprocessingShape" mc:Ignorable="w14 w15 w16se w16cid wp14">
   <w:body>
     <w:p>
       <w:pPr>
         <w:rPr>
           <w:rFonts w:ascii="Arial" w:hAnsi="Arial" w:cs="Arial"/>
-          <w:b/>
-          <w:bCs/>
-        </w:rPr>
-      </w:pPr>
-      <w:r>
-        <w:rPr>
-          <w:rFonts w:ascii="Arial" w:hAnsi="Arial" w:cs="Arial"/>
-          <w:b/>
-          <w:bCs/>
-        </w:rPr>
-        <w:t>4 Days Langkawi Island Paradise</w:t>
-      </w:r>
-      <w:r>
-        <w:rPr>
-          <w:rFonts w:ascii="Arial" w:hAnsi="Arial" w:cs="Arial"/>
-          <w:b/>
-          <w:bCs/>
-        </w:rPr>
-        <w:t xml:space="preserve"> </w:t>
+        </w:rPr>
+      </w:pPr>
+      <w:r>
+        <w:rPr>
+          <w:rFonts w:ascii="Arial" w:hAnsi="Arial" w:cs="Arial"/>
+          <w:b/>
+          <w:bCs/>
+        </w:rPr>
+        <w:t xml:space="preserve">4 Days Langkawi Island Paradise </w:t>
       </w:r>
       <w:r>
         <w:rPr>
@@ -34,6 +24,26 @@
           <v:rect id="_x0000_i1025" style="width:0;height:1.5pt" o:hralign="center" o:hrstd="t" o:hr="t" fillcolor="#a0a0a0" stroked="f"/>
         </w:pict>
       </w:r>
+    </w:p>
+    <w:p>
+      <w:pPr>
+        <w:rPr>
+          <w:rFonts w:ascii="Arial" w:hAnsi="Arial" w:cs="Arial"/>
+          <w:b/>
+          <w:bCs/>
+        </w:rPr>
+      </w:pPr>
+    </w:p>
+    <w:p>
+      <w:pPr>
+        <w:rPr>
+          <w:rFonts w:ascii="Arial" w:hAnsi="Arial" w:cs="Arial"/>
+          <w:b/>
+          <w:bCs/>
+        </w:rPr>
+      </w:pPr>
+      <w:bookmarkStart w:id="0" w:name="_GoBack"/>
+      <w:bookmarkEnd w:id="0"/>
       <w:r>
         <w:rPr>
           <w:rFonts w:ascii="Arial" w:hAnsi="Arial" w:cs="Arial"/>
@@ -146,7 +156,21 @@
           <w:rFonts w:ascii="Arial" w:hAnsi="Arial" w:cs="Arial"/>
         </w:rPr>
         <w:br/>
-        <w:t>• Leisure time at Cenang Beach</w:t>
+        <w:t xml:space="preserve">• Leisure time at </w:t>
+      </w:r>
+      <w:proofErr w:type="spellStart"/>
+      <w:r>
+        <w:rPr>
+          <w:rFonts w:ascii="Arial" w:hAnsi="Arial" w:cs="Arial"/>
+        </w:rPr>
+        <w:t>Cenang</w:t>
+      </w:r>
+      <w:proofErr w:type="spellEnd"/>
+      <w:r>
+        <w:rPr>
+          <w:rFonts w:ascii="Arial" w:hAnsi="Arial" w:cs="Arial"/>
+        </w:rPr>
+        <w:t xml:space="preserve"> Beach</w:t>
       </w:r>
       <w:r>
         <w:rPr>
@@ -249,7 +273,25 @@
           <w:b/>
           <w:bCs/>
         </w:rPr>
-        <w:t>Day 01 : Arrival in Langkawi</w:t>
+        <w:t xml:space="preserve">Day </w:t>
+      </w:r>
+      <w:proofErr w:type="gramStart"/>
+      <w:r>
+        <w:rPr>
+          <w:rFonts w:ascii="Arial" w:hAnsi="Arial" w:cs="Arial"/>
+          <w:b/>
+          <w:bCs/>
+        </w:rPr>
+        <w:t>01 :</w:t>
+      </w:r>
+      <w:proofErr w:type="gramEnd"/>
+      <w:r>
+        <w:rPr>
+          <w:rFonts w:ascii="Arial" w:hAnsi="Arial" w:cs="Arial"/>
+          <w:b/>
+          <w:bCs/>
+        </w:rPr>
+        <w:t xml:space="preserve"> Arrival in Langkawi</w:t>
       </w:r>
       <w:r>
         <w:rPr>
@@ -272,7 +314,25 @@
           <w:b/>
           <w:bCs/>
         </w:rPr>
-        <w:t>Day 02 : Island Hopping &amp; Cable Car Experience</w:t>
+        <w:t xml:space="preserve">Day </w:t>
+      </w:r>
+      <w:proofErr w:type="gramStart"/>
+      <w:r>
+        <w:rPr>
+          <w:rFonts w:ascii="Arial" w:hAnsi="Arial" w:cs="Arial"/>
+          <w:b/>
+          <w:bCs/>
+        </w:rPr>
+        <w:t>02 :</w:t>
+      </w:r>
+      <w:proofErr w:type="gramEnd"/>
+      <w:r>
+        <w:rPr>
+          <w:rFonts w:ascii="Arial" w:hAnsi="Arial" w:cs="Arial"/>
+          <w:b/>
+          <w:bCs/>
+        </w:rPr>
+        <w:t xml:space="preserve"> Island Hopping &amp; Cable Car Experience</w:t>
       </w:r>
       <w:r>
         <w:rPr>
@@ -295,14 +355,46 @@
           <w:b/>
           <w:bCs/>
         </w:rPr>
-        <w:t>Day 03 : Wildlife Park &amp; Beach Leisure</w:t>
-      </w:r>
-      <w:r>
-        <w:rPr>
-          <w:rFonts w:ascii="Arial" w:hAnsi="Arial" w:cs="Arial"/>
-        </w:rPr>
-        <w:br/>
-        <w:t>After breakfast, visit the Langkawi Wildlife Park and enjoy close encounters with exotic animals and birds. In the afternoon, proceed to Pantai Cenang for leisure time. You may enjoy optional water sports activities at your own expense. Return to the hotel and relax. Overnight stay in Langkawi.</w:t>
+        <w:t xml:space="preserve">Day </w:t>
+      </w:r>
+      <w:proofErr w:type="gramStart"/>
+      <w:r>
+        <w:rPr>
+          <w:rFonts w:ascii="Arial" w:hAnsi="Arial" w:cs="Arial"/>
+          <w:b/>
+          <w:bCs/>
+        </w:rPr>
+        <w:t>03 :</w:t>
+      </w:r>
+      <w:proofErr w:type="gramEnd"/>
+      <w:r>
+        <w:rPr>
+          <w:rFonts w:ascii="Arial" w:hAnsi="Arial" w:cs="Arial"/>
+          <w:b/>
+          <w:bCs/>
+        </w:rPr>
+        <w:t xml:space="preserve"> Wildlife Park &amp; Beach Leisure</w:t>
+      </w:r>
+      <w:r>
+        <w:rPr>
+          <w:rFonts w:ascii="Arial" w:hAnsi="Arial" w:cs="Arial"/>
+        </w:rPr>
+        <w:br/>
+        <w:t xml:space="preserve">After breakfast, visit the Langkawi Wildlife Park and enjoy close encounters with exotic animals and birds. In the afternoon, proceed to Pantai </w:t>
+      </w:r>
+      <w:proofErr w:type="spellStart"/>
+      <w:r>
+        <w:rPr>
+          <w:rFonts w:ascii="Arial" w:hAnsi="Arial" w:cs="Arial"/>
+        </w:rPr>
+        <w:t>Cenang</w:t>
+      </w:r>
+      <w:proofErr w:type="spellEnd"/>
+      <w:r>
+        <w:rPr>
+          <w:rFonts w:ascii="Arial" w:hAnsi="Arial" w:cs="Arial"/>
+        </w:rPr>
+        <w:t xml:space="preserve"> for leisure time. You may enjoy optional water sports activities at your own expense. Return to the hotel and relax. Overnight stay in Langkawi.</w:t>
       </w:r>
       <w:r>
         <w:rPr>
@@ -318,7 +410,25 @@
           <w:b/>
           <w:bCs/>
         </w:rPr>
-        <w:t>Day 04 : Departure</w:t>
+        <w:t xml:space="preserve">Day </w:t>
+      </w:r>
+      <w:proofErr w:type="gramStart"/>
+      <w:r>
+        <w:rPr>
+          <w:rFonts w:ascii="Arial" w:hAnsi="Arial" w:cs="Arial"/>
+          <w:b/>
+          <w:bCs/>
+        </w:rPr>
+        <w:t>04 :</w:t>
+      </w:r>
+      <w:proofErr w:type="gramEnd"/>
+      <w:r>
+        <w:rPr>
+          <w:rFonts w:ascii="Arial" w:hAnsi="Arial" w:cs="Arial"/>
+          <w:b/>
+          <w:bCs/>
+        </w:rPr>
+        <w:t xml:space="preserve"> Departure</w:t>
       </w:r>
       <w:r>
         <w:rPr>
@@ -332,7 +442,7 @@
           <w:rFonts w:ascii="Arial" w:hAnsi="Arial" w:cs="Arial"/>
         </w:rPr>
         <w:pict w14:anchorId="74D00374">
-          <v:rect id="_x0000_i1039" style="width:0;height:1.5pt" o:hralign="center" o:hrstd="t" o:hr="t" fillcolor="#a0a0a0" stroked="f"/>
+          <v:rect id="_x0000_i1032" style="width:0;height:1.5pt" o:hralign="center" o:hrstd="t" o:hr="t" fillcolor="#a0a0a0" stroked="f"/>
         </w:pict>
       </w:r>
       <w:r>
@@ -382,20 +492,20 @@
           <w:rFonts w:ascii="Arial" w:hAnsi="Arial" w:cs="Arial"/>
         </w:rPr>
         <w:br/>
-        <w:t>• Includes hotel stay, transfers &amp; sightseeing</w:t>
-      </w:r>
-      <w:r>
-        <w:rPr>
-          <w:rFonts w:ascii="Arial" w:hAnsi="Arial" w:cs="Arial"/>
-        </w:rPr>
-        <w:t xml:space="preserve"> </w:t>
+      </w:r>
+      <w:r>
+        <w:rPr>
+          <w:rFonts w:ascii="Arial" w:hAnsi="Arial" w:cs="Arial"/>
+        </w:rPr>
+        <w:lastRenderedPageBreak/>
+        <w:t xml:space="preserve">• Includes hotel stay, transfers &amp; sightseeing </w:t>
       </w:r>
       <w:r>
         <w:rPr>
           <w:rFonts w:ascii="Arial" w:hAnsi="Arial" w:cs="Arial"/>
         </w:rPr>
         <w:pict w14:anchorId="2513E9A4">
-          <v:rect id="_x0000_i1043" style="width:0;height:1.5pt" o:hralign="center" o:hrstd="t" o:hr="t" fillcolor="#a0a0a0" stroked="f"/>
+          <v:rect id="_x0000_i1033" style="width:0;height:1.5pt" o:hralign="center" o:hrstd="t" o:hr="t" fillcolor="#a0a0a0" stroked="f"/>
         </w:pict>
       </w:r>
       <w:r>
@@ -417,8 +527,21 @@
         <w:rPr>
           <w:rFonts w:ascii="Arial" w:hAnsi="Arial" w:cs="Arial"/>
         </w:rPr>
-        <w:lastRenderedPageBreak/>
-        <w:t>• 03 Nights accommodation with breakfast</w:t>
+        <w:t xml:space="preserve">• 03 </w:t>
+      </w:r>
+      <w:proofErr w:type="spellStart"/>
+      <w:r>
+        <w:rPr>
+          <w:rFonts w:ascii="Arial" w:hAnsi="Arial" w:cs="Arial"/>
+        </w:rPr>
+        <w:t>Nights</w:t>
+      </w:r>
+      <w:proofErr w:type="spellEnd"/>
+      <w:r>
+        <w:rPr>
+          <w:rFonts w:ascii="Arial" w:hAnsi="Arial" w:cs="Arial"/>
+        </w:rPr>
+        <w:t xml:space="preserve"> accommodation with breakfast</w:t>
       </w:r>
       <w:r>
         <w:rPr>
@@ -467,66 +590,76 @@
           <w:rFonts w:ascii="Arial" w:hAnsi="Arial" w:cs="Arial"/>
         </w:rPr>
         <w:pict w14:anchorId="07F711BF">
+          <v:rect id="_x0000_i1034" style="width:0;height:1.5pt" o:hralign="center" o:hrstd="t" o:hr="t" fillcolor="#a0a0a0" stroked="f"/>
+        </w:pict>
+      </w:r>
+      <w:r>
+        <w:rPr>
+          <w:rFonts w:ascii="Arial" w:hAnsi="Arial" w:cs="Arial"/>
+          <w:b/>
+          <w:bCs/>
+        </w:rPr>
+        <w:t>Exclusions:</w:t>
+      </w:r>
+    </w:p>
+    <w:p>
+      <w:pPr>
+        <w:rPr>
+          <w:rFonts w:ascii="Arial" w:hAnsi="Arial" w:cs="Arial"/>
+        </w:rPr>
+      </w:pPr>
+      <w:r>
+        <w:rPr>
+          <w:rFonts w:ascii="Arial" w:hAnsi="Arial" w:cs="Arial"/>
+        </w:rPr>
+        <w:t>• Airfare &amp; visa</w:t>
+      </w:r>
+      <w:r>
+        <w:rPr>
+          <w:rFonts w:ascii="Arial" w:hAnsi="Arial" w:cs="Arial"/>
+        </w:rPr>
+        <w:br/>
+        <w:t>• Meals not mentioned</w:t>
+      </w:r>
+      <w:r>
+        <w:rPr>
+          <w:rFonts w:ascii="Arial" w:hAnsi="Arial" w:cs="Arial"/>
+        </w:rPr>
+        <w:br/>
+        <w:t>• Water sports &amp; optional activities</w:t>
+      </w:r>
+      <w:r>
+        <w:rPr>
+          <w:rFonts w:ascii="Arial" w:hAnsi="Arial" w:cs="Arial"/>
+        </w:rPr>
+        <w:br/>
+        <w:t>• Tips, personal expenses &amp; travel insurance</w:t>
+      </w:r>
+      <w:r>
+        <w:rPr>
+          <w:rFonts w:ascii="Arial" w:hAnsi="Arial" w:cs="Arial"/>
+        </w:rPr>
+        <w:pict w14:anchorId="2C7085B5">
           <v:rect id="_x0000_i1035" style="width:0;height:1.5pt" o:hralign="center" o:hrstd="t" o:hr="t" fillcolor="#a0a0a0" stroked="f"/>
         </w:pict>
       </w:r>
-      <w:r>
-        <w:rPr>
-          <w:rFonts w:ascii="Arial" w:hAnsi="Arial" w:cs="Arial"/>
-          <w:b/>
-          <w:bCs/>
-        </w:rPr>
-        <w:t>Exclusions:</w:t>
-      </w:r>
-    </w:p>
-    <w:p>
-      <w:pPr>
-        <w:rPr>
-          <w:rFonts w:ascii="Arial" w:hAnsi="Arial" w:cs="Arial"/>
-        </w:rPr>
-      </w:pPr>
-      <w:r>
-        <w:rPr>
-          <w:rFonts w:ascii="Arial" w:hAnsi="Arial" w:cs="Arial"/>
-        </w:rPr>
-        <w:t>• Airfare &amp; visa</w:t>
-      </w:r>
-      <w:r>
-        <w:rPr>
-          <w:rFonts w:ascii="Arial" w:hAnsi="Arial" w:cs="Arial"/>
-        </w:rPr>
-        <w:br/>
-        <w:t>• Meals not mentioned</w:t>
-      </w:r>
-      <w:r>
-        <w:rPr>
-          <w:rFonts w:ascii="Arial" w:hAnsi="Arial" w:cs="Arial"/>
-        </w:rPr>
-        <w:br/>
-        <w:t>• Water sports &amp; optional activities</w:t>
-      </w:r>
-      <w:r>
-        <w:rPr>
-          <w:rFonts w:ascii="Arial" w:hAnsi="Arial" w:cs="Arial"/>
-        </w:rPr>
-        <w:br/>
-        <w:t>• Tips, personal expenses &amp; travel insurance</w:t>
-      </w:r>
-      <w:r>
-        <w:rPr>
-          <w:rFonts w:ascii="Arial" w:hAnsi="Arial" w:cs="Arial"/>
-        </w:rPr>
-        <w:pict w14:anchorId="2C7085B5">
-          <v:rect id="_x0000_i1036" style="width:0;height:1.5pt" o:hralign="center" o:hrstd="t" o:hr="t" fillcolor="#a0a0a0" stroked="f"/>
-        </w:pict>
-      </w:r>
-      <w:r>
-        <w:rPr>
-          <w:rFonts w:ascii="Arial" w:hAnsi="Arial" w:cs="Arial"/>
-          <w:b/>
-          <w:bCs/>
-        </w:rPr>
-        <w:t>Note : * Cost may vary as per the ROE rates at the date of confirmation</w:t>
+      <w:proofErr w:type="gramStart"/>
+      <w:r>
+        <w:rPr>
+          <w:rFonts w:ascii="Arial" w:hAnsi="Arial" w:cs="Arial"/>
+          <w:b/>
+          <w:bCs/>
+        </w:rPr>
+        <w:t>Note :</w:t>
+      </w:r>
+      <w:proofErr w:type="gramEnd"/>
+      <w:r>
+        <w:rPr>
+          <w:rFonts w:ascii="Arial" w:hAnsi="Arial" w:cs="Arial"/>
+          <w:b/>
+          <w:bCs/>
+        </w:rPr>
+        <w:t xml:space="preserve"> * Cost may vary as per the ROE rates at the date of confirmation</w:t>
       </w:r>
     </w:p>
     <w:p>
@@ -550,7 +683,7 @@
 </file>
 
 <file path=word/endnotes.xml><?xml version="1.0" encoding="utf-8"?>
-<w:endnotes xmlns:wpc="http://schemas.microsoft.com/office/word/2010/wordprocessingCanvas" xmlns:cx="http://schemas.microsoft.com/office/drawing/2014/chartex" xmlns:cx1="http://schemas.microsoft.com/office/drawing/2015/9/8/chartex" xmlns:cx2="http://schemas.microsoft.com/office/drawing/2015/10/21/chartex" xmlns:cx3="http://schemas.microsoft.com/office/drawing/2016/5/9/chartex" xmlns:cx4="http://schemas.microsoft.com/office/drawing/2016/5/10/chartex" xmlns:cx5="http://schemas.microsoft.com/office/drawing/2016/5/11/chartex" xmlns:cx6="http://schemas.microsoft.com/office/drawing/2016/5/12/chartex" xmlns:cx7="http://schemas.microsoft.com/office/drawing/2016/5/13/chartex" xmlns:cx8="http://schemas.microsoft.com/office/drawing/2016/5/14/chartex" xmlns:mc="http://schemas.openxmlformats.org/markup-compatibility/2006" xmlns:aink="http://schemas.microsoft.com/office/drawing/2016/ink" xmlns:am3d="http://schemas.microsoft.com/office/drawing/2017/model3d" xmlns:o="urn:schemas-microsoft-com:office:office" xmlns:oel="http://schemas.microsoft.com/office/2019/extlst" xmlns:r="http://schemas.openxmlformats.org/officeDocument/2006/relationships" xmlns:m="http://schemas.openxmlformats.org/officeDocument/2006/math" xmlns:v="urn:schemas-microsoft-com:vml" xmlns:wp14="http://schemas.microsoft.com/office/word/2010/wordprocessingDrawing" xmlns:wp="http://schemas.openxmlformats.org/drawingml/2006/wordprocessingDrawing" xmlns:w10="urn:schemas-microsoft-com:office:word" xmlns:w="http://schemas.openxmlformats.org/wordprocessingml/2006/main" xmlns:w14="http://schemas.microsoft.com/office/word/2010/wordml" xmlns:w15="http://schemas.microsoft.com/office/word/2012/wordml" xmlns:w16cex="http://schemas.microsoft.com/office/word/2018/wordml/cex" xmlns:w16cid="http://schemas.microsoft.com/office/word/2016/wordml/cid" xmlns:w16="http://schemas.microsoft.com/office/word/2018/wordml" xmlns:w16du="http://schemas.microsoft.com/office/word/2023/wordml/word16du" xmlns:w16sdtdh="http://schemas.microsoft.com/office/word/2020/wordml/sdtdatahash" xmlns:w16sdtfl="http://schemas.microsoft.com/office/word/2024/wordml/sdtformatlock" xmlns:w16se="http://schemas.microsoft.com/office/word/2015/wordml/symex" xmlns:wpg="http://schemas.microsoft.com/office/word/2010/wordprocessingGroup" xmlns:wpi="http://schemas.microsoft.com/office/word/2010/wordprocessingInk" xmlns:wne="http://schemas.microsoft.com/office/word/2006/wordml" xmlns:wps="http://schemas.microsoft.com/office/word/2010/wordprocessingShape" mc:Ignorable="w14 w15 w16se w16cid w16 w16cex w16sdtdh w16sdtfl w16du wp14">
+<w:endnotes xmlns:wpc="http://schemas.microsoft.com/office/word/2010/wordprocessingCanvas" xmlns:cx="http://schemas.microsoft.com/office/drawing/2014/chartex" xmlns:cx1="http://schemas.microsoft.com/office/drawing/2015/9/8/chartex" xmlns:cx2="http://schemas.microsoft.com/office/drawing/2015/10/21/chartex" xmlns:cx3="http://schemas.microsoft.com/office/drawing/2016/5/9/chartex" xmlns:cx4="http://schemas.microsoft.com/office/drawing/2016/5/10/chartex" xmlns:cx5="http://schemas.microsoft.com/office/drawing/2016/5/11/chartex" xmlns:cx6="http://schemas.microsoft.com/office/drawing/2016/5/12/chartex" xmlns:cx7="http://schemas.microsoft.com/office/drawing/2016/5/13/chartex" xmlns:cx8="http://schemas.microsoft.com/office/drawing/2016/5/14/chartex" xmlns:mc="http://schemas.openxmlformats.org/markup-compatibility/2006" xmlns:aink="http://schemas.microsoft.com/office/drawing/2016/ink" xmlns:am3d="http://schemas.microsoft.com/office/drawing/2017/model3d" xmlns:o="urn:schemas-microsoft-com:office:office" xmlns:r="http://schemas.openxmlformats.org/officeDocument/2006/relationships" xmlns:m="http://schemas.openxmlformats.org/officeDocument/2006/math" xmlns:v="urn:schemas-microsoft-com:vml" xmlns:wp14="http://schemas.microsoft.com/office/word/2010/wordprocessingDrawing" xmlns:wp="http://schemas.openxmlformats.org/drawingml/2006/wordprocessingDrawing" xmlns:w10="urn:schemas-microsoft-com:office:word" xmlns:w="http://schemas.openxmlformats.org/wordprocessingml/2006/main" xmlns:w14="http://schemas.microsoft.com/office/word/2010/wordml" xmlns:w15="http://schemas.microsoft.com/office/word/2012/wordml" xmlns:w16cid="http://schemas.microsoft.com/office/word/2016/wordml/cid" xmlns:w16se="http://schemas.microsoft.com/office/word/2015/wordml/symex" xmlns:wpg="http://schemas.microsoft.com/office/word/2010/wordprocessingGroup" xmlns:wpi="http://schemas.microsoft.com/office/word/2010/wordprocessingInk" xmlns:wne="http://schemas.microsoft.com/office/word/2006/wordml" xmlns:wps="http://schemas.microsoft.com/office/word/2010/wordprocessingShape" mc:Ignorable="w14 w15 w16se w16cid wp14">
   <w:endnote w:type="separator" w:id="-1">
     <w:p>
       <w:pPr>
@@ -575,14 +708,36 @@
 </file>
 
 <file path=word/footer1.xml><?xml version="1.0" encoding="utf-8"?>
-<w:ftr xmlns:wpc="http://schemas.microsoft.com/office/word/2010/wordprocessingCanvas" xmlns:cx="http://schemas.microsoft.com/office/drawing/2014/chartex" xmlns:cx1="http://schemas.microsoft.com/office/drawing/2015/9/8/chartex" xmlns:cx2="http://schemas.microsoft.com/office/drawing/2015/10/21/chartex" xmlns:cx3="http://schemas.microsoft.com/office/drawing/2016/5/9/chartex" xmlns:cx4="http://schemas.microsoft.com/office/drawing/2016/5/10/chartex" xmlns:cx5="http://schemas.microsoft.com/office/drawing/2016/5/11/chartex" xmlns:cx6="http://schemas.microsoft.com/office/drawing/2016/5/12/chartex" xmlns:cx7="http://schemas.microsoft.com/office/drawing/2016/5/13/chartex" xmlns:cx8="http://schemas.microsoft.com/office/drawing/2016/5/14/chartex" xmlns:mc="http://schemas.openxmlformats.org/markup-compatibility/2006" xmlns:aink="http://schemas.microsoft.com/office/drawing/2016/ink" xmlns:am3d="http://schemas.microsoft.com/office/drawing/2017/model3d" xmlns:o="urn:schemas-microsoft-com:office:office" xmlns:oel="http://schemas.microsoft.com/office/2019/extlst" xmlns:r="http://schemas.openxmlformats.org/officeDocument/2006/relationships" xmlns:m="http://schemas.openxmlformats.org/officeDocument/2006/math" xmlns:v="urn:schemas-microsoft-com:vml" xmlns:wp14="http://schemas.microsoft.com/office/word/2010/wordprocessingDrawing" xmlns:wp="http://schemas.openxmlformats.org/drawingml/2006/wordprocessingDrawing" xmlns:w10="urn:schemas-microsoft-com:office:word" xmlns:w="http://schemas.openxmlformats.org/wordprocessingml/2006/main" xmlns:w14="http://schemas.microsoft.com/office/word/2010/wordml" xmlns:w15="http://schemas.microsoft.com/office/word/2012/wordml" xmlns:w16cex="http://schemas.microsoft.com/office/word/2018/wordml/cex" xmlns:w16cid="http://schemas.microsoft.com/office/word/2016/wordml/cid" xmlns:w16="http://schemas.microsoft.com/office/word/2018/wordml" xmlns:w16du="http://schemas.microsoft.com/office/word/2023/wordml/word16du" xmlns:w16sdtdh="http://schemas.microsoft.com/office/word/2020/wordml/sdtdatahash" xmlns:w16sdtfl="http://schemas.microsoft.com/office/word/2024/wordml/sdtformatlock" xmlns:w16se="http://schemas.microsoft.com/office/word/2015/wordml/symex" xmlns:wpg="http://schemas.microsoft.com/office/word/2010/wordprocessingGroup" xmlns:wpi="http://schemas.microsoft.com/office/word/2010/wordprocessingInk" xmlns:wne="http://schemas.microsoft.com/office/word/2006/wordml" xmlns:wps="http://schemas.microsoft.com/office/word/2010/wordprocessingShape" mc:Ignorable="w14 w15 w16se w16cid w16 w16cex w16sdtdh w16sdtfl w16du wp14">
+<w:ftr xmlns:wpc="http://schemas.microsoft.com/office/word/2010/wordprocessingCanvas" xmlns:cx="http://schemas.microsoft.com/office/drawing/2014/chartex" xmlns:cx1="http://schemas.microsoft.com/office/drawing/2015/9/8/chartex" xmlns:cx2="http://schemas.microsoft.com/office/drawing/2015/10/21/chartex" xmlns:cx3="http://schemas.microsoft.com/office/drawing/2016/5/9/chartex" xmlns:cx4="http://schemas.microsoft.com/office/drawing/2016/5/10/chartex" xmlns:cx5="http://schemas.microsoft.com/office/drawing/2016/5/11/chartex" xmlns:cx6="http://schemas.microsoft.com/office/drawing/2016/5/12/chartex" xmlns:cx7="http://schemas.microsoft.com/office/drawing/2016/5/13/chartex" xmlns:cx8="http://schemas.microsoft.com/office/drawing/2016/5/14/chartex" xmlns:mc="http://schemas.openxmlformats.org/markup-compatibility/2006" xmlns:aink="http://schemas.microsoft.com/office/drawing/2016/ink" xmlns:am3d="http://schemas.microsoft.com/office/drawing/2017/model3d" xmlns:o="urn:schemas-microsoft-com:office:office" xmlns:r="http://schemas.openxmlformats.org/officeDocument/2006/relationships" xmlns:m="http://schemas.openxmlformats.org/officeDocument/2006/math" xmlns:v="urn:schemas-microsoft-com:vml" xmlns:wp14="http://schemas.microsoft.com/office/word/2010/wordprocessingDrawing" xmlns:wp="http://schemas.openxmlformats.org/drawingml/2006/wordprocessingDrawing" xmlns:w10="urn:schemas-microsoft-com:office:word" xmlns:w="http://schemas.openxmlformats.org/wordprocessingml/2006/main" xmlns:w14="http://schemas.microsoft.com/office/word/2010/wordml" xmlns:w15="http://schemas.microsoft.com/office/word/2012/wordml" xmlns:w16cid="http://schemas.microsoft.com/office/word/2016/wordml/cid" xmlns:w16se="http://schemas.microsoft.com/office/word/2015/wordml/symex" xmlns:wpg="http://schemas.microsoft.com/office/word/2010/wordprocessingGroup" xmlns:wpi="http://schemas.microsoft.com/office/word/2010/wordprocessingInk" xmlns:wne="http://schemas.microsoft.com/office/word/2006/wordml" xmlns:wps="http://schemas.microsoft.com/office/word/2010/wordprocessingShape" mc:Ignorable="w14 w15 w16se w16cid wp14">
   <w:p>
     <w:pPr>
       <w:pStyle w:val="Footer"/>
       <w:jc w:val="center"/>
     </w:pPr>
     <w:r>
-      <w:t>No.1A, Pleasant Apartment, No.45, Taylors Road, Kilpauk, Chennai-600010.</w:t>
+      <w:t xml:space="preserve">No.1A, Pleasant Apartment, No.45, Taylors Road, </w:t>
+    </w:r>
+    <w:proofErr w:type="spellStart"/>
+    <w:r>
+      <w:t>Kilpauk</w:t>
+    </w:r>
+    <w:proofErr w:type="spellEnd"/>
+    <w:r>
+      <w:t>, Chennai-600010.</w:t>
+    </w:r>
+  </w:p>
+  <w:p>
+    <w:pPr>
+      <w:pStyle w:val="Footer"/>
+      <w:jc w:val="center"/>
+    </w:pPr>
+    <w:proofErr w:type="gramStart"/>
+    <w:r>
+      <w:t>Mobile :</w:t>
+    </w:r>
+    <w:proofErr w:type="gramEnd"/>
+    <w:r>
+      <w:t xml:space="preserve"> 9444175678 / 8939654011 / 9445475692</w:t>
     </w:r>
   </w:p>
   <w:p>
@@ -591,15 +746,6 @@
       <w:jc w:val="center"/>
     </w:pPr>
     <w:r>
-      <w:t>Mobile : 9444175678 / 8939654011 / 9445475692</w:t>
-    </w:r>
-  </w:p>
-  <w:p>
-    <w:pPr>
-      <w:pStyle w:val="Footer"/>
-      <w:jc w:val="center"/>
-    </w:pPr>
-    <w:r>
       <w:rPr>
         <w:b/>
       </w:rPr>
@@ -610,7 +756,7 @@
 </file>
 
 <file path=word/footnotes.xml><?xml version="1.0" encoding="utf-8"?>
-<w:footnotes xmlns:wpc="http://schemas.microsoft.com/office/word/2010/wordprocessingCanvas" xmlns:cx="http://schemas.microsoft.com/office/drawing/2014/chartex" xmlns:cx1="http://schemas.microsoft.com/office/drawing/2015/9/8/chartex" xmlns:cx2="http://schemas.microsoft.com/office/drawing/2015/10/21/chartex" xmlns:cx3="http://schemas.microsoft.com/office/drawing/2016/5/9/chartex" xmlns:cx4="http://schemas.microsoft.com/office/drawing/2016/5/10/chartex" xmlns:cx5="http://schemas.microsoft.com/office/drawing/2016/5/11/chartex" xmlns:cx6="http://schemas.microsoft.com/office/drawing/2016/5/12/chartex" xmlns:cx7="http://schemas.microsoft.com/office/drawing/2016/5/13/chartex" xmlns:cx8="http://schemas.microsoft.com/office/drawing/2016/5/14/chartex" xmlns:mc="http://schemas.openxmlformats.org/markup-compatibility/2006" xmlns:aink="http://schemas.microsoft.com/office/drawing/2016/ink" xmlns:am3d="http://schemas.microsoft.com/office/drawing/2017/model3d" xmlns:o="urn:schemas-microsoft-com:office:office" xmlns:oel="http://schemas.microsoft.com/office/2019/extlst" xmlns:r="http://schemas.openxmlformats.org/officeDocument/2006/relationships" xmlns:m="http://schemas.openxmlformats.org/officeDocument/2006/math" xmlns:v="urn:schemas-microsoft-com:vml" xmlns:wp14="http://schemas.microsoft.com/office/word/2010/wordprocessingDrawing" xmlns:wp="http://schemas.openxmlformats.org/drawingml/2006/wordprocessingDrawing" xmlns:w10="urn:schemas-microsoft-com:office:word" xmlns:w="http://schemas.openxmlformats.org/wordprocessingml/2006/main" xmlns:w14="http://schemas.microsoft.com/office/word/2010/wordml" xmlns:w15="http://schemas.microsoft.com/office/word/2012/wordml" xmlns:w16cex="http://schemas.microsoft.com/office/word/2018/wordml/cex" xmlns:w16cid="http://schemas.microsoft.com/office/word/2016/wordml/cid" xmlns:w16="http://schemas.microsoft.com/office/word/2018/wordml" xmlns:w16du="http://schemas.microsoft.com/office/word/2023/wordml/word16du" xmlns:w16sdtdh="http://schemas.microsoft.com/office/word/2020/wordml/sdtdatahash" xmlns:w16sdtfl="http://schemas.microsoft.com/office/word/2024/wordml/sdtformatlock" xmlns:w16se="http://schemas.microsoft.com/office/word/2015/wordml/symex" xmlns:wpg="http://schemas.microsoft.com/office/word/2010/wordprocessingGroup" xmlns:wpi="http://schemas.microsoft.com/office/word/2010/wordprocessingInk" xmlns:wne="http://schemas.microsoft.com/office/word/2006/wordml" xmlns:wps="http://schemas.microsoft.com/office/word/2010/wordprocessingShape" mc:Ignorable="w14 w15 w16se w16cid w16 w16cex w16sdtdh w16sdtfl w16du wp14">
+<w:footnotes xmlns:wpc="http://schemas.microsoft.com/office/word/2010/wordprocessingCanvas" xmlns:cx="http://schemas.microsoft.com/office/drawing/2014/chartex" xmlns:cx1="http://schemas.microsoft.com/office/drawing/2015/9/8/chartex" xmlns:cx2="http://schemas.microsoft.com/office/drawing/2015/10/21/chartex" xmlns:cx3="http://schemas.microsoft.com/office/drawing/2016/5/9/chartex" xmlns:cx4="http://schemas.microsoft.com/office/drawing/2016/5/10/chartex" xmlns:cx5="http://schemas.microsoft.com/office/drawing/2016/5/11/chartex" xmlns:cx6="http://schemas.microsoft.com/office/drawing/2016/5/12/chartex" xmlns:cx7="http://schemas.microsoft.com/office/drawing/2016/5/13/chartex" xmlns:cx8="http://schemas.microsoft.com/office/drawing/2016/5/14/chartex" xmlns:mc="http://schemas.openxmlformats.org/markup-compatibility/2006" xmlns:aink="http://schemas.microsoft.com/office/drawing/2016/ink" xmlns:am3d="http://schemas.microsoft.com/office/drawing/2017/model3d" xmlns:o="urn:schemas-microsoft-com:office:office" xmlns:r="http://schemas.openxmlformats.org/officeDocument/2006/relationships" xmlns:m="http://schemas.openxmlformats.org/officeDocument/2006/math" xmlns:v="urn:schemas-microsoft-com:vml" xmlns:wp14="http://schemas.microsoft.com/office/word/2010/wordprocessingDrawing" xmlns:wp="http://schemas.openxmlformats.org/drawingml/2006/wordprocessingDrawing" xmlns:w10="urn:schemas-microsoft-com:office:word" xmlns:w="http://schemas.openxmlformats.org/wordprocessingml/2006/main" xmlns:w14="http://schemas.microsoft.com/office/word/2010/wordml" xmlns:w15="http://schemas.microsoft.com/office/word/2012/wordml" xmlns:w16cid="http://schemas.microsoft.com/office/word/2016/wordml/cid" xmlns:w16se="http://schemas.microsoft.com/office/word/2015/wordml/symex" xmlns:wpg="http://schemas.microsoft.com/office/word/2010/wordprocessingGroup" xmlns:wpi="http://schemas.microsoft.com/office/word/2010/wordprocessingInk" xmlns:wne="http://schemas.microsoft.com/office/word/2006/wordml" xmlns:wps="http://schemas.microsoft.com/office/word/2010/wordprocessingShape" mc:Ignorable="w14 w15 w16se w16cid wp14">
   <w:footnote w:type="separator" w:id="-1">
     <w:p>
       <w:pPr>
@@ -635,7 +781,7 @@
 </file>
 
 <file path=word/header1.xml><?xml version="1.0" encoding="utf-8"?>
-<w:hdr xmlns:wpc="http://schemas.microsoft.com/office/word/2010/wordprocessingCanvas" xmlns:cx="http://schemas.microsoft.com/office/drawing/2014/chartex" xmlns:cx1="http://schemas.microsoft.com/office/drawing/2015/9/8/chartex" xmlns:cx2="http://schemas.microsoft.com/office/drawing/2015/10/21/chartex" xmlns:cx3="http://schemas.microsoft.com/office/drawing/2016/5/9/chartex" xmlns:cx4="http://schemas.microsoft.com/office/drawing/2016/5/10/chartex" xmlns:cx5="http://schemas.microsoft.com/office/drawing/2016/5/11/chartex" xmlns:cx6="http://schemas.microsoft.com/office/drawing/2016/5/12/chartex" xmlns:cx7="http://schemas.microsoft.com/office/drawing/2016/5/13/chartex" xmlns:cx8="http://schemas.microsoft.com/office/drawing/2016/5/14/chartex" xmlns:mc="http://schemas.openxmlformats.org/markup-compatibility/2006" xmlns:aink="http://schemas.microsoft.com/office/drawing/2016/ink" xmlns:am3d="http://schemas.microsoft.com/office/drawing/2017/model3d" xmlns:o="urn:schemas-microsoft-com:office:office" xmlns:oel="http://schemas.microsoft.com/office/2019/extlst" xmlns:r="http://schemas.openxmlformats.org/officeDocument/2006/relationships" xmlns:m="http://schemas.openxmlformats.org/officeDocument/2006/math" xmlns:v="urn:schemas-microsoft-com:vml" xmlns:wp14="http://schemas.microsoft.com/office/word/2010/wordprocessingDrawing" xmlns:wp="http://schemas.openxmlformats.org/drawingml/2006/wordprocessingDrawing" xmlns:w10="urn:schemas-microsoft-com:office:word" xmlns:w="http://schemas.openxmlformats.org/wordprocessingml/2006/main" xmlns:w14="http://schemas.microsoft.com/office/word/2010/wordml" xmlns:w15="http://schemas.microsoft.com/office/word/2012/wordml" xmlns:w16cex="http://schemas.microsoft.com/office/word/2018/wordml/cex" xmlns:w16cid="http://schemas.microsoft.com/office/word/2016/wordml/cid" xmlns:w16="http://schemas.microsoft.com/office/word/2018/wordml" xmlns:w16du="http://schemas.microsoft.com/office/word/2023/wordml/word16du" xmlns:w16sdtdh="http://schemas.microsoft.com/office/word/2020/wordml/sdtdatahash" xmlns:w16sdtfl="http://schemas.microsoft.com/office/word/2024/wordml/sdtformatlock" xmlns:w16se="http://schemas.microsoft.com/office/word/2015/wordml/symex" xmlns:wpg="http://schemas.microsoft.com/office/word/2010/wordprocessingGroup" xmlns:wpi="http://schemas.microsoft.com/office/word/2010/wordprocessingInk" xmlns:wne="http://schemas.microsoft.com/office/word/2006/wordml" xmlns:wps="http://schemas.microsoft.com/office/word/2010/wordprocessingShape" mc:Ignorable="w14 w15 w16se w16cid w16 w16cex w16sdtdh w16sdtfl w16du wp14">
+<w:hdr xmlns:wpc="http://schemas.microsoft.com/office/word/2010/wordprocessingCanvas" xmlns:cx="http://schemas.microsoft.com/office/drawing/2014/chartex" xmlns:cx1="http://schemas.microsoft.com/office/drawing/2015/9/8/chartex" xmlns:cx2="http://schemas.microsoft.com/office/drawing/2015/10/21/chartex" xmlns:cx3="http://schemas.microsoft.com/office/drawing/2016/5/9/chartex" xmlns:cx4="http://schemas.microsoft.com/office/drawing/2016/5/10/chartex" xmlns:cx5="http://schemas.microsoft.com/office/drawing/2016/5/11/chartex" xmlns:cx6="http://schemas.microsoft.com/office/drawing/2016/5/12/chartex" xmlns:cx7="http://schemas.microsoft.com/office/drawing/2016/5/13/chartex" xmlns:cx8="http://schemas.microsoft.com/office/drawing/2016/5/14/chartex" xmlns:mc="http://schemas.openxmlformats.org/markup-compatibility/2006" xmlns:aink="http://schemas.microsoft.com/office/drawing/2016/ink" xmlns:am3d="http://schemas.microsoft.com/office/drawing/2017/model3d" xmlns:o="urn:schemas-microsoft-com:office:office" xmlns:r="http://schemas.openxmlformats.org/officeDocument/2006/relationships" xmlns:m="http://schemas.openxmlformats.org/officeDocument/2006/math" xmlns:v="urn:schemas-microsoft-com:vml" xmlns:wp14="http://schemas.microsoft.com/office/word/2010/wordprocessingDrawing" xmlns:wp="http://schemas.openxmlformats.org/drawingml/2006/wordprocessingDrawing" xmlns:w10="urn:schemas-microsoft-com:office:word" xmlns:w="http://schemas.openxmlformats.org/wordprocessingml/2006/main" xmlns:w14="http://schemas.microsoft.com/office/word/2010/wordml" xmlns:w15="http://schemas.microsoft.com/office/word/2012/wordml" xmlns:w16cid="http://schemas.microsoft.com/office/word/2016/wordml/cid" xmlns:w16se="http://schemas.microsoft.com/office/word/2015/wordml/symex" xmlns:wpg="http://schemas.microsoft.com/office/word/2010/wordprocessingGroup" xmlns:wpi="http://schemas.microsoft.com/office/word/2010/wordprocessingInk" xmlns:wne="http://schemas.microsoft.com/office/word/2006/wordml" xmlns:wps="http://schemas.microsoft.com/office/word/2010/wordprocessingShape" mc:Ignorable="w14 w15 w16se w16cid wp14">
   <w:p>
     <w:pPr>
       <w:pStyle w:val="Header"/>
@@ -744,7 +890,7 @@
 </file>
 
 <file path=word/numbering.xml><?xml version="1.0" encoding="utf-8"?>
-<w:numbering xmlns:wpc="http://schemas.microsoft.com/office/word/2010/wordprocessingCanvas" xmlns:cx="http://schemas.microsoft.com/office/drawing/2014/chartex" xmlns:cx1="http://schemas.microsoft.com/office/drawing/2015/9/8/chartex" xmlns:cx2="http://schemas.microsoft.com/office/drawing/2015/10/21/chartex" xmlns:cx3="http://schemas.microsoft.com/office/drawing/2016/5/9/chartex" xmlns:cx4="http://schemas.microsoft.com/office/drawing/2016/5/10/chartex" xmlns:cx5="http://schemas.microsoft.com/office/drawing/2016/5/11/chartex" xmlns:cx6="http://schemas.microsoft.com/office/drawing/2016/5/12/chartex" xmlns:cx7="http://schemas.microsoft.com/office/drawing/2016/5/13/chartex" xmlns:cx8="http://schemas.microsoft.com/office/drawing/2016/5/14/chartex" xmlns:mc="http://schemas.openxmlformats.org/markup-compatibility/2006" xmlns:aink="http://schemas.microsoft.com/office/drawing/2016/ink" xmlns:am3d="http://schemas.microsoft.com/office/drawing/2017/model3d" xmlns:o="urn:schemas-microsoft-com:office:office" xmlns:oel="http://schemas.microsoft.com/office/2019/extlst" xmlns:r="http://schemas.openxmlformats.org/officeDocument/2006/relationships" xmlns:m="http://schemas.openxmlformats.org/officeDocument/2006/math" xmlns:v="urn:schemas-microsoft-com:vml" xmlns:wp14="http://schemas.microsoft.com/office/word/2010/wordprocessingDrawing" xmlns:wp="http://schemas.openxmlformats.org/drawingml/2006/wordprocessingDrawing" xmlns:w10="urn:schemas-microsoft-com:office:word" xmlns:w="http://schemas.openxmlformats.org/wordprocessingml/2006/main" xmlns:w14="http://schemas.microsoft.com/office/word/2010/wordml" xmlns:w15="http://schemas.microsoft.com/office/word/2012/wordml" xmlns:w16cex="http://schemas.microsoft.com/office/word/2018/wordml/cex" xmlns:w16cid="http://schemas.microsoft.com/office/word/2016/wordml/cid" xmlns:w16="http://schemas.microsoft.com/office/word/2018/wordml" xmlns:w16du="http://schemas.microsoft.com/office/word/2023/wordml/word16du" xmlns:w16sdtdh="http://schemas.microsoft.com/office/word/2020/wordml/sdtdatahash" xmlns:w16sdtfl="http://schemas.microsoft.com/office/word/2024/wordml/sdtformatlock" xmlns:w16se="http://schemas.microsoft.com/office/word/2015/wordml/symex" xmlns:wpg="http://schemas.microsoft.com/office/word/2010/wordprocessingGroup" xmlns:wpi="http://schemas.microsoft.com/office/word/2010/wordprocessingInk" xmlns:wne="http://schemas.microsoft.com/office/word/2006/wordml" xmlns:wps="http://schemas.microsoft.com/office/word/2010/wordprocessingShape" mc:Ignorable="w14 w15 w16se w16cid w16 w16cex w16sdtdh w16sdtfl w16du wp14">
+<w:numbering xmlns:wpc="http://schemas.microsoft.com/office/word/2010/wordprocessingCanvas" xmlns:cx="http://schemas.microsoft.com/office/drawing/2014/chartex" xmlns:cx1="http://schemas.microsoft.com/office/drawing/2015/9/8/chartex" xmlns:cx2="http://schemas.microsoft.com/office/drawing/2015/10/21/chartex" xmlns:cx3="http://schemas.microsoft.com/office/drawing/2016/5/9/chartex" xmlns:cx4="http://schemas.microsoft.com/office/drawing/2016/5/10/chartex" xmlns:cx5="http://schemas.microsoft.com/office/drawing/2016/5/11/chartex" xmlns:cx6="http://schemas.microsoft.com/office/drawing/2016/5/12/chartex" xmlns:cx7="http://schemas.microsoft.com/office/drawing/2016/5/13/chartex" xmlns:cx8="http://schemas.microsoft.com/office/drawing/2016/5/14/chartex" xmlns:mc="http://schemas.openxmlformats.org/markup-compatibility/2006" xmlns:aink="http://schemas.microsoft.com/office/drawing/2016/ink" xmlns:am3d="http://schemas.microsoft.com/office/drawing/2017/model3d" xmlns:o="urn:schemas-microsoft-com:office:office" xmlns:r="http://schemas.openxmlformats.org/officeDocument/2006/relationships" xmlns:m="http://schemas.openxmlformats.org/officeDocument/2006/math" xmlns:v="urn:schemas-microsoft-com:vml" xmlns:wp14="http://schemas.microsoft.com/office/word/2010/wordprocessingDrawing" xmlns:wp="http://schemas.openxmlformats.org/drawingml/2006/wordprocessingDrawing" xmlns:w10="urn:schemas-microsoft-com:office:word" xmlns:w="http://schemas.openxmlformats.org/wordprocessingml/2006/main" xmlns:w14="http://schemas.microsoft.com/office/word/2010/wordml" xmlns:w15="http://schemas.microsoft.com/office/word/2012/wordml" xmlns:w16cid="http://schemas.microsoft.com/office/word/2016/wordml/cid" xmlns:w16se="http://schemas.microsoft.com/office/word/2015/wordml/symex" xmlns:wpg="http://schemas.microsoft.com/office/word/2010/wordprocessingGroup" xmlns:wpi="http://schemas.microsoft.com/office/word/2010/wordprocessingInk" xmlns:wne="http://schemas.microsoft.com/office/word/2006/wordml" xmlns:wps="http://schemas.microsoft.com/office/word/2010/wordprocessingShape" mc:Ignorable="w14 w15 w16se w16cid wp14">
   <w:abstractNum w:abstractNumId="0" w15:restartNumberingAfterBreak="0">
     <w:nsid w:val="14BB00BC"/>
     <w:multiLevelType w:val="hybridMultilevel"/>
@@ -1197,23 +1343,23 @@
       </w:rPr>
     </w:lvl>
   </w:abstractNum>
-  <w:num w:numId="1" w16cid:durableId="1078670595">
+  <w:num w:numId="1">
     <w:abstractNumId w:val="1"/>
   </w:num>
-  <w:num w:numId="2" w16cid:durableId="1079016699">
+  <w:num w:numId="2">
     <w:abstractNumId w:val="2"/>
   </w:num>
-  <w:num w:numId="3" w16cid:durableId="1597859386">
+  <w:num w:numId="3">
     <w:abstractNumId w:val="3"/>
   </w:num>
-  <w:num w:numId="4" w16cid:durableId="1369991925">
+  <w:num w:numId="4">
     <w:abstractNumId w:val="0"/>
   </w:num>
 </w:numbering>
 </file>
 
 <file path=word/styles.xml><?xml version="1.0" encoding="utf-8"?>
-<w:styles xmlns:mc="http://schemas.openxmlformats.org/markup-compatibility/2006" xmlns:r="http://schemas.openxmlformats.org/officeDocument/2006/relationships" xmlns:w="http://schemas.openxmlformats.org/wordprocessingml/2006/main" xmlns:w14="http://schemas.microsoft.com/office/word/2010/wordml" xmlns:w15="http://schemas.microsoft.com/office/word/2012/wordml" xmlns:w16cex="http://schemas.microsoft.com/office/word/2018/wordml/cex" xmlns:w16cid="http://schemas.microsoft.com/office/word/2016/wordml/cid" xmlns:w16="http://schemas.microsoft.com/office/word/2018/wordml" xmlns:w16du="http://schemas.microsoft.com/office/word/2023/wordml/word16du" xmlns:w16sdtdh="http://schemas.microsoft.com/office/word/2020/wordml/sdtdatahash" xmlns:w16sdtfl="http://schemas.microsoft.com/office/word/2024/wordml/sdtformatlock" xmlns:w16se="http://schemas.microsoft.com/office/word/2015/wordml/symex" mc:Ignorable="w14 w15 w16se w16cid w16 w16cex w16sdtdh w16sdtfl w16du">
+<w:styles xmlns:mc="http://schemas.openxmlformats.org/markup-compatibility/2006" xmlns:r="http://schemas.openxmlformats.org/officeDocument/2006/relationships" xmlns:w="http://schemas.openxmlformats.org/wordprocessingml/2006/main" xmlns:w14="http://schemas.microsoft.com/office/word/2010/wordml" xmlns:w15="http://schemas.microsoft.com/office/word/2012/wordml" xmlns:w16cid="http://schemas.microsoft.com/office/word/2016/wordml/cid" xmlns:w16se="http://schemas.microsoft.com/office/word/2015/wordml/symex" mc:Ignorable="w14 w15 w16se w16cid">
   <w:docDefaults>
     <w:rPrDefault>
       <w:rPr>
@@ -1229,7 +1375,7 @@
       </w:pPr>
     </w:pPrDefault>
   </w:docDefaults>
-  <w:latentStyles w:defLockedState="0" w:defUIPriority="99" w:defSemiHidden="0" w:defUnhideWhenUsed="0" w:defQFormat="0" w:count="376">
+  <w:latentStyles w:defLockedState="0" w:defUIPriority="99" w:defSemiHidden="0" w:defUnhideWhenUsed="0" w:defQFormat="0" w:count="375">
     <w:lsdException w:name="Normal" w:uiPriority="0" w:qFormat="1"/>
     <w:lsdException w:name="heading 1" w:uiPriority="9" w:qFormat="1"/>
     <w:lsdException w:name="heading 2" w:semiHidden="1" w:uiPriority="9" w:unhideWhenUsed="1" w:qFormat="1"/>
@@ -1605,7 +1751,6 @@
     <w:lsdException w:name="Smart Hyperlink" w:semiHidden="1" w:unhideWhenUsed="1"/>
     <w:lsdException w:name="Hashtag" w:semiHidden="1" w:unhideWhenUsed="1"/>
     <w:lsdException w:name="Unresolved Mention" w:semiHidden="1" w:unhideWhenUsed="1"/>
-    <w:lsdException w:name="Smart Link" w:semiHidden="1" w:unhideWhenUsed="1"/>
   </w:latentStyles>
   <w:style w:type="paragraph" w:default="1" w:styleId="Normal">
     <w:name w:val="Normal"/>
@@ -1634,6 +1779,7 @@
   <w:style w:type="character" w:default="1" w:styleId="DefaultParagraphFont">
     <w:name w:val="Default Paragraph Font"/>
     <w:uiPriority w:val="1"/>
+    <w:semiHidden/>
     <w:unhideWhenUsed/>
   </w:style>
   <w:style w:type="table" w:default="1" w:styleId="TableNormal">
